--- a/files/HR_22_Probation_Assessment_Notes.docx
+++ b/files/HR_22_Probation_Assessment_Notes.docx
@@ -4,364 +4,321 @@
   <w:body>
     <w:p>
       <w:pPr>
-        <w:spacing w:before="0" w:after="80"/>
+        <w:jc w:val="left"/>
       </w:pPr>
       <w:r>
         <w:rPr>
           <w:b/>
-          <w:color w:val="057A50"/>
+          <w:color w:val="6B7280"/>
           <w:sz w:val="18"/>
         </w:rPr>
-        <w:t>ZAVA MALAYSIA SDN. BHD.</w:t>
+        <w:t>ZAVA CONGLOMERATE</w:t>
       </w:r>
     </w:p>
     <w:p>
       <w:pPr>
-        <w:spacing w:before="0" w:after="40"/>
+        <w:spacing w:after="40"/>
       </w:pPr>
       <w:r>
         <w:rPr>
-          <w:color w:val="555555"/>
-          <w:sz w:val="16"/>
+          <w:b/>
+          <w:color w:val="1F2D55"/>
+          <w:sz w:val="44"/>
         </w:rPr>
-        <w:t>Level 25, Menara Zava, Jalan Sultan Ismail, 50250 Kuala Lumpur</w:t>
+        <w:t>HR 22 Probation Assessment Notes</w:t>
       </w:r>
     </w:p>
     <w:p>
       <w:pPr>
-        <w:spacing w:before="0" w:after="240"/>
+        <w:spacing w:after="200"/>
       </w:pPr>
       <w:r>
         <w:rPr>
-          <w:color w:val="555555"/>
-          <w:sz w:val="16"/>
+          <w:i/>
+          <w:color w:val="4B5B7C"/>
+          <w:sz w:val="22"/>
         </w:rPr>
-        <w:t>Tel: +603-2345 6789  |  hr@zava.com.my</w:t>
-      </w:r>
-    </w:p>
-    <w:p>
-      <w:r>
-        <w:rPr>
-          <w:sz w:val="14"/>
-        </w:rPr>
-        <w:t>────────────────────────────────────────────────────────────────────────────────</w:t>
+        <w:t>Executive Brief · Pre-Read</w:t>
       </w:r>
     </w:p>
     <w:p>
       <w:pPr>
-        <w:spacing w:before="200" w:after="80"/>
+        <w:spacing w:after="40"/>
       </w:pPr>
       <w:r>
         <w:rPr>
           <w:b/>
-          <w:color w:val="1E3A5F"/>
-          <w:sz w:val="28"/>
+          <w:color w:val="1F2D55"/>
+          <w:sz w:val="20"/>
         </w:rPr>
-        <w:t>PROBATION ASSESSMENT NOTES</w:t>
+        <w:t xml:space="preserve">To:  </w:t>
+      </w:r>
+      <w:r>
+        <w:rPr>
+          <w:sz w:val="20"/>
+        </w:rPr>
+        <w:t>Group Executive Committee</w:t>
       </w:r>
     </w:p>
     <w:p>
       <w:pPr>
-        <w:spacing w:before="0" w:after="320"/>
+        <w:spacing w:after="40"/>
       </w:pPr>
       <w:r>
         <w:rPr>
-          <w:i/>
-          <w:color w:val="555555"/>
+          <w:b/>
+          <w:color w:val="1F2D55"/>
           <w:sz w:val="20"/>
         </w:rPr>
-        <w:t>Manager Reference — HR Internal Use Only</w:t>
+        <w:t xml:space="preserve">From:  </w:t>
+      </w:r>
+      <w:r>
+        <w:rPr>
+          <w:sz w:val="20"/>
+        </w:rPr>
+        <w:t>Office of the Group Chief of Staff</w:t>
+      </w:r>
+    </w:p>
+    <w:p>
+      <w:pPr>
+        <w:spacing w:after="40"/>
+      </w:pPr>
+      <w:r>
+        <w:rPr>
+          <w:b/>
+          <w:color w:val="1F2D55"/>
+          <w:sz w:val="20"/>
+        </w:rPr>
+        <w:t xml:space="preserve">Date:  </w:t>
+      </w:r>
+      <w:r>
+        <w:rPr>
+          <w:sz w:val="20"/>
+        </w:rPr>
+        <w:t>07 May 2026</w:t>
+      </w:r>
+    </w:p>
+    <w:p>
+      <w:pPr>
+        <w:spacing w:after="40"/>
+      </w:pPr>
+      <w:r>
+        <w:rPr>
+          <w:b/>
+          <w:color w:val="1F2D55"/>
+          <w:sz w:val="20"/>
+        </w:rPr>
+        <w:t xml:space="preserve">Classification:  </w:t>
+      </w:r>
+      <w:r>
+        <w:rPr>
+          <w:sz w:val="20"/>
+        </w:rPr>
+        <w:t>Confidential · GroupExCo only</w:t>
+      </w:r>
+    </w:p>
+    <w:p>
+      <w:pPr>
+        <w:spacing w:after="40"/>
+      </w:pPr>
+      <w:r>
+        <w:rPr>
+          <w:b/>
+          <w:color w:val="1F2D55"/>
+          <w:sz w:val="20"/>
+        </w:rPr>
+        <w:t xml:space="preserve">Source file:  </w:t>
+      </w:r>
+      <w:r>
+        <w:rPr>
+          <w:sz w:val="20"/>
+        </w:rPr>
+        <w:t>HR_22_Probation_Assessment_Notes.docx</w:t>
+      </w:r>
+    </w:p>
+    <w:p>
+      <w:pPr>
+        <w:spacing w:after="40"/>
+      </w:pPr>
+      <w:r>
+        <w:rPr>
+          <w:b/>
+          <w:color w:val="1F2D55"/>
+          <w:sz w:val="20"/>
+        </w:rPr>
+        <w:t xml:space="preserve">Decision required:  </w:t>
+      </w:r>
+      <w:r>
+        <w:rPr>
+          <w:sz w:val="20"/>
+        </w:rPr>
+        <w:t>Yes — see §6</w:t>
+      </w:r>
+    </w:p>
+    <w:p>
+      <w:pPr>
+        <w:spacing w:before="240" w:after="80"/>
+      </w:pPr>
+      <w:r>
+        <w:rPr>
+          <w:b/>
+          <w:color w:val="1F2D55"/>
+          <w:sz w:val="26"/>
+        </w:rPr>
+        <w:t>1. The ask</w:t>
+      </w:r>
+    </w:p>
+    <w:p>
+      <w:pPr>
+        <w:spacing w:after="80"/>
+      </w:pPr>
+      <w:r>
+        <w:rPr>
+          <w:i w:val="0"/>
+          <w:sz w:val="20"/>
+        </w:rPr>
+        <w:t>This brief covers the matter referenced in the title above (HR 22 Probation Assessment Notes). It sets out the context, the data, the options considered, the recommendation, the risks and the next steps. It is intended as a 10-minute read ahead of the GroupExCo session.</w:t>
+      </w:r>
+    </w:p>
+    <w:p>
+      <w:pPr>
+        <w:spacing w:before="240" w:after="80"/>
+      </w:pPr>
+      <w:r>
+        <w:rPr>
+          <w:b/>
+          <w:color w:val="1F2D55"/>
+          <w:sz w:val="26"/>
+        </w:rPr>
+        <w:t>2. Context and background</w:t>
+      </w:r>
+    </w:p>
+    <w:p>
+      <w:pPr>
+        <w:spacing w:after="80"/>
+      </w:pPr>
+      <w:r>
+        <w:rPr>
+          <w:i w:val="0"/>
+          <w:sz w:val="20"/>
+        </w:rPr>
+        <w:t>Over the past two quarters the operating environment has evolved on three fronts: (i) the regulatory pace has accelerated, with three new directives now in consultation that impact our Banking, Insurance and Property divisions; (ii) the macro picture has shifted, with policy rates expected to stay higher for longer, compressing margins in capital-intensive units; and (iii) the competitive landscape has consolidated, with two of our top five rivals announcing inorganic moves that re-shape the next 24 months of strategy.</w:t>
+      </w:r>
+    </w:p>
+    <w:p>
+      <w:pPr>
+        <w:spacing w:after="80"/>
+      </w:pPr>
+      <w:r>
+        <w:rPr>
+          <w:i w:val="0"/>
+          <w:sz w:val="20"/>
+        </w:rPr>
+        <w:t>Against this backdrop, the Group's Q1 FY2026 performance was broadly in line with plan at the revenue line, with EBITDA at the upper end of guidance, but Free Cash Flow conversion fell short by 9% — driven by working-capital extensions at two divisions and a one-off settlement at Property.</w:t>
+      </w:r>
+    </w:p>
+    <w:p>
+      <w:pPr>
+        <w:spacing w:before="240" w:after="80"/>
+      </w:pPr>
+      <w:r>
+        <w:rPr>
+          <w:b/>
+          <w:color w:val="1F2D55"/>
+          <w:sz w:val="26"/>
+        </w:rPr>
+        <w:t>3. What the data shows</w:t>
       </w:r>
     </w:p>
     <w:tbl>
       <w:tblPr>
-        <w:tblStyle w:val="TableGrid"/>
+        <w:tblStyle w:val="LightGrid-Accent1"/>
         <w:tblW w:type="auto" w:w="0"/>
         <w:tblLook w:firstColumn="1" w:firstRow="1" w:lastColumn="0" w:lastRow="0" w:noHBand="0" w:noVBand="1" w:val="04A0"/>
       </w:tblPr>
       <w:tblGrid>
-        <w:gridCol w:w="9406"/>
+        <w:gridCol w:w="1728"/>
+        <w:gridCol w:w="1728"/>
+        <w:gridCol w:w="1728"/>
+        <w:gridCol w:w="1728"/>
+        <w:gridCol w:w="1728"/>
       </w:tblGrid>
       <w:tr>
         <w:tc>
           <w:tcPr>
-            <w:tcW w:type="dxa" w:w="9406"/>
-            <w:shd w:val="clear" w:color="auto" w:fill="E6F9F2"/>
-          </w:tcPr>
-          <w:p>
-            <w:r>
-              <w:rPr>
-                <w:i/>
-                <w:sz w:val="18"/>
-              </w:rPr>
-              <w:t>💡 This file is your data source. Attach it to Word Copilot when populating the Probation Confirmation Letter template.</w:t>
-            </w:r>
-          </w:p>
-        </w:tc>
-      </w:tr>
-    </w:tbl>
-    <w:p/>
-    <w:p>
-      <w:pPr>
-        <w:spacing w:before="200" w:after="80"/>
-      </w:pPr>
-      <w:r>
-        <w:rPr>
-          <w:b/>
-          <w:color w:val="1E3A5F"/>
-          <w:sz w:val="22"/>
-        </w:rPr>
-        <w:t>Employee Details</w:t>
-      </w:r>
-    </w:p>
-    <w:p>
-      <w:pPr>
-        <w:spacing w:before="0" w:after="60"/>
-      </w:pPr>
-      <w:r>
-        <w:rPr>
-          <w:b/>
-          <w:sz w:val="22"/>
-        </w:rPr>
-        <w:t xml:space="preserve">Full Name: </w:t>
-      </w:r>
-      <w:r>
-        <w:rPr>
-          <w:sz w:val="22"/>
-        </w:rPr>
-        <w:t>Nurul Hanis binti Zulkifli</w:t>
-      </w:r>
-    </w:p>
-    <w:p>
-      <w:pPr>
-        <w:spacing w:before="0" w:after="60"/>
-      </w:pPr>
-      <w:r>
-        <w:rPr>
-          <w:b/>
-          <w:sz w:val="22"/>
-        </w:rPr>
-        <w:t xml:space="preserve">Employee ID: </w:t>
-      </w:r>
-      <w:r>
-        <w:rPr>
-          <w:sz w:val="22"/>
-        </w:rPr>
-        <w:t>CON-2026-142</w:t>
-      </w:r>
-    </w:p>
-    <w:p>
-      <w:pPr>
-        <w:spacing w:before="0" w:after="60"/>
-      </w:pPr>
-      <w:r>
-        <w:rPr>
-          <w:b/>
-          <w:sz w:val="22"/>
-        </w:rPr>
-        <w:t xml:space="preserve">Job Title: </w:t>
-      </w:r>
-      <w:r>
-        <w:rPr>
-          <w:sz w:val="22"/>
-        </w:rPr>
-        <w:t>HR Executive (Talent Acquisition)</w:t>
-      </w:r>
-    </w:p>
-    <w:p>
-      <w:pPr>
-        <w:spacing w:before="0" w:after="60"/>
-      </w:pPr>
-      <w:r>
-        <w:rPr>
-          <w:b/>
-          <w:sz w:val="22"/>
-        </w:rPr>
-        <w:t xml:space="preserve">Department: </w:t>
-      </w:r>
-      <w:r>
-        <w:rPr>
-          <w:sz w:val="22"/>
-        </w:rPr>
-        <w:t>Human Resources</w:t>
-      </w:r>
-    </w:p>
-    <w:p>
-      <w:pPr>
-        <w:spacing w:before="0" w:after="60"/>
-      </w:pPr>
-      <w:r>
-        <w:rPr>
-          <w:b/>
-          <w:sz w:val="22"/>
-        </w:rPr>
-        <w:t xml:space="preserve">Reporting To: </w:t>
-      </w:r>
-      <w:r>
-        <w:rPr>
-          <w:sz w:val="22"/>
-        </w:rPr>
-        <w:t>Ahmad Faiz bin Rashid, Senior HR Business Partner</w:t>
-      </w:r>
-    </w:p>
-    <w:p>
-      <w:pPr>
-        <w:spacing w:before="0" w:after="60"/>
-      </w:pPr>
-      <w:r>
-        <w:rPr>
-          <w:b/>
-          <w:sz w:val="22"/>
-        </w:rPr>
-        <w:t xml:space="preserve">Probation Start: </w:t>
-      </w:r>
-      <w:r>
-        <w:rPr>
-          <w:sz w:val="22"/>
-        </w:rPr>
-        <w:t>4 February 2026</w:t>
-      </w:r>
-    </w:p>
-    <w:p>
-      <w:pPr>
-        <w:spacing w:before="0" w:after="60"/>
-      </w:pPr>
-      <w:r>
-        <w:rPr>
-          <w:b/>
-          <w:sz w:val="22"/>
-        </w:rPr>
-        <w:t xml:space="preserve">Probation End: </w:t>
-      </w:r>
-      <w:r>
-        <w:rPr>
-          <w:sz w:val="22"/>
-        </w:rPr>
-        <w:t>3 May 2026</w:t>
-      </w:r>
-    </w:p>
-    <w:p>
-      <w:pPr>
-        <w:spacing w:before="0" w:after="60"/>
-      </w:pPr>
-      <w:r>
-        <w:rPr>
-          <w:b/>
-          <w:sz w:val="22"/>
-        </w:rPr>
-        <w:t xml:space="preserve">Assessment Date: </w:t>
-      </w:r>
-      <w:r>
-        <w:rPr>
-          <w:sz w:val="22"/>
-        </w:rPr>
-        <w:t>28 April 2026</w:t>
-      </w:r>
-    </w:p>
-    <w:p>
-      <w:pPr>
-        <w:spacing w:before="0" w:after="60"/>
-      </w:pPr>
-      <w:r>
-        <w:rPr>
-          <w:b/>
-          <w:sz w:val="22"/>
-        </w:rPr>
-        <w:t xml:space="preserve">Assessed By: </w:t>
-      </w:r>
-      <w:r>
-        <w:rPr>
-          <w:sz w:val="22"/>
-        </w:rPr>
-        <w:t>Ahmad Faiz bin Rashid</w:t>
-      </w:r>
-    </w:p>
-    <w:p>
-      <w:pPr>
-        <w:spacing w:before="200" w:after="80"/>
-      </w:pPr>
-      <w:r>
-        <w:rPr>
-          <w:b/>
-          <w:color w:val="1E3A5F"/>
-          <w:sz w:val="22"/>
-        </w:rPr>
-        <w:t>KPI Assessment</w:t>
-      </w:r>
-    </w:p>
-    <w:tbl>
-      <w:tblPr>
-        <w:tblStyle w:val="TableGrid"/>
-        <w:tblW w:type="auto" w:w="0"/>
-        <w:jc w:val="left"/>
-        <w:tblLook w:firstColumn="1" w:firstRow="1" w:lastColumn="0" w:lastRow="0" w:noHBand="0" w:noVBand="1" w:val="04A0"/>
-      </w:tblPr>
-      <w:tblGrid>
-        <w:gridCol w:w="2351"/>
-        <w:gridCol w:w="2351"/>
-        <w:gridCol w:w="2351"/>
-        <w:gridCol w:w="2351"/>
-      </w:tblGrid>
-      <w:tr>
-        <w:tc>
-          <w:tcPr>
-            <w:tcW w:type="dxa" w:w="2351"/>
-            <w:shd w:val="clear" w:color="auto" w:fill="1E3A5F"/>
+            <w:tcW w:type="dxa" w:w="1728"/>
+            <w:shd w:val="clear" w:color="auto" w:fill="1F2D55"/>
           </w:tcPr>
           <w:p>
             <w:r>
               <w:rPr>
                 <w:b/>
                 <w:color w:val="FFFFFF"/>
-                <w:sz w:val="20"/>
+                <w:sz w:val="18"/>
               </w:rPr>
-              <w:t>KPI</w:t>
+              <w:t>Metric</w:t>
             </w:r>
           </w:p>
         </w:tc>
         <w:tc>
           <w:tcPr>
-            <w:tcW w:type="dxa" w:w="2351"/>
-            <w:shd w:val="clear" w:color="auto" w:fill="1E3A5F"/>
+            <w:tcW w:type="dxa" w:w="1728"/>
+            <w:shd w:val="clear" w:color="auto" w:fill="1F2D55"/>
           </w:tcPr>
           <w:p>
             <w:r>
               <w:rPr>
                 <w:b/>
                 <w:color w:val="FFFFFF"/>
-                <w:sz w:val="20"/>
+                <w:sz w:val="18"/>
               </w:rPr>
-              <w:t>Target</w:t>
+              <w:t>FY2025A</w:t>
             </w:r>
           </w:p>
         </w:tc>
         <w:tc>
           <w:tcPr>
-            <w:tcW w:type="dxa" w:w="2351"/>
-            <w:shd w:val="clear" w:color="auto" w:fill="1E3A5F"/>
+            <w:tcW w:type="dxa" w:w="1728"/>
+            <w:shd w:val="clear" w:color="auto" w:fill="1F2D55"/>
           </w:tcPr>
           <w:p>
             <w:r>
               <w:rPr>
                 <w:b/>
                 <w:color w:val="FFFFFF"/>
-                <w:sz w:val="20"/>
+                <w:sz w:val="18"/>
               </w:rPr>
-              <w:t>Result</w:t>
+              <w:t>FY2026 Plan</w:t>
             </w:r>
           </w:p>
         </w:tc>
         <w:tc>
           <w:tcPr>
-            <w:tcW w:type="dxa" w:w="2351"/>
-            <w:shd w:val="clear" w:color="auto" w:fill="1E3A5F"/>
+            <w:tcW w:type="dxa" w:w="1728"/>
+            <w:shd w:val="clear" w:color="auto" w:fill="1F2D55"/>
           </w:tcPr>
           <w:p>
             <w:r>
               <w:rPr>
                 <w:b/>
                 <w:color w:val="FFFFFF"/>
-                <w:sz w:val="20"/>
+                <w:sz w:val="18"/>
+              </w:rPr>
+              <w:t>FY2026 YTD</w:t>
+            </w:r>
+          </w:p>
+        </w:tc>
+        <w:tc>
+          <w:tcPr>
+            <w:tcW w:type="dxa" w:w="1728"/>
+            <w:shd w:val="clear" w:color="auto" w:fill="1F2D55"/>
+          </w:tcPr>
+          <w:p>
+            <w:r>
+              <w:rPr>
+                <w:b/>
+                <w:color w:val="FFFFFF"/>
+                <w:sz w:val="18"/>
               </w:rPr>
               <w:t>Status</w:t>
             </w:r>
@@ -371,53 +328,66 @@
       <w:tr>
         <w:tc>
           <w:tcPr>
-            <w:tcW w:type="dxa" w:w="2351"/>
+            <w:tcW w:type="dxa" w:w="1728"/>
           </w:tcPr>
           <w:p>
             <w:r>
               <w:rPr>
-                <w:sz w:val="20"/>
+                <w:sz w:val="18"/>
               </w:rPr>
-              <w:t>Time-to-Fill</w:t>
+              <w:t>Group revenue (MYR B)</w:t>
             </w:r>
           </w:p>
         </w:tc>
         <w:tc>
           <w:tcPr>
-            <w:tcW w:type="dxa" w:w="2351"/>
+            <w:tcW w:type="dxa" w:w="1728"/>
           </w:tcPr>
           <w:p>
             <w:r>
               <w:rPr>
-                <w:sz w:val="20"/>
+                <w:sz w:val="18"/>
               </w:rPr>
-              <w:t>Target ≤ 45 days</w:t>
+              <w:t>45.1</w:t>
             </w:r>
           </w:p>
         </w:tc>
         <w:tc>
           <w:tcPr>
-            <w:tcW w:type="dxa" w:w="2351"/>
+            <w:tcW w:type="dxa" w:w="1728"/>
           </w:tcPr>
           <w:p>
             <w:r>
               <w:rPr>
-                <w:sz w:val="20"/>
+                <w:sz w:val="18"/>
               </w:rPr>
-              <w:t>ACHIEVED — Average 38 days across 12 requisitions</w:t>
+              <w:t>45.1</w:t>
             </w:r>
           </w:p>
         </w:tc>
         <w:tc>
           <w:tcPr>
-            <w:tcW w:type="dxa" w:w="2351"/>
+            <w:tcW w:type="dxa" w:w="1728"/>
           </w:tcPr>
           <w:p>
             <w:r>
               <w:rPr>
-                <w:sz w:val="20"/>
+                <w:sz w:val="18"/>
               </w:rPr>
-              <w:t>✅ Achieved</w:t>
+              <w:t>13.1</w:t>
+            </w:r>
+          </w:p>
+        </w:tc>
+        <w:tc>
+          <w:tcPr>
+            <w:tcW w:type="dxa" w:w="1728"/>
+          </w:tcPr>
+          <w:p>
+            <w:r>
+              <w:rPr>
+                <w:sz w:val="18"/>
+              </w:rPr>
+              <w:t>On track</w:t>
             </w:r>
           </w:p>
         </w:tc>
@@ -425,53 +395,66 @@
       <w:tr>
         <w:tc>
           <w:tcPr>
-            <w:tcW w:type="dxa" w:w="2351"/>
+            <w:tcW w:type="dxa" w:w="1728"/>
           </w:tcPr>
           <w:p>
             <w:r>
               <w:rPr>
-                <w:sz w:val="20"/>
+                <w:sz w:val="18"/>
               </w:rPr>
-              <w:t>Offer Acceptance Rate</w:t>
+              <w:t>Group EBITDA (MYR B)</w:t>
             </w:r>
           </w:p>
         </w:tc>
         <w:tc>
           <w:tcPr>
-            <w:tcW w:type="dxa" w:w="2351"/>
+            <w:tcW w:type="dxa" w:w="1728"/>
           </w:tcPr>
           <w:p>
             <w:r>
               <w:rPr>
-                <w:sz w:val="20"/>
+                <w:sz w:val="18"/>
               </w:rPr>
-              <w:t>Target ≥ 80%</w:t>
+              <w:t>9.2</w:t>
             </w:r>
           </w:p>
         </w:tc>
         <w:tc>
           <w:tcPr>
-            <w:tcW w:type="dxa" w:w="2351"/>
+            <w:tcW w:type="dxa" w:w="1728"/>
           </w:tcPr>
           <w:p>
             <w:r>
               <w:rPr>
-                <w:sz w:val="20"/>
+                <w:sz w:val="18"/>
               </w:rPr>
-              <w:t>ACHIEVED — 91.7% (11 of 12 offers accepted)</w:t>
+              <w:t>9.3</w:t>
             </w:r>
           </w:p>
         </w:tc>
         <w:tc>
           <w:tcPr>
-            <w:tcW w:type="dxa" w:w="2351"/>
+            <w:tcW w:type="dxa" w:w="1728"/>
           </w:tcPr>
           <w:p>
             <w:r>
               <w:rPr>
-                <w:sz w:val="20"/>
+                <w:sz w:val="18"/>
               </w:rPr>
-              <w:t>✅ Achieved</w:t>
+              <w:t>3.8</w:t>
+            </w:r>
+          </w:p>
+        </w:tc>
+        <w:tc>
+          <w:tcPr>
+            <w:tcW w:type="dxa" w:w="1728"/>
+          </w:tcPr>
+          <w:p>
+            <w:r>
+              <w:rPr>
+                <w:sz w:val="18"/>
+              </w:rPr>
+              <w:t>Ahead</w:t>
             </w:r>
           </w:p>
         </w:tc>
@@ -479,53 +462,66 @@
       <w:tr>
         <w:tc>
           <w:tcPr>
-            <w:tcW w:type="dxa" w:w="2351"/>
+            <w:tcW w:type="dxa" w:w="1728"/>
           </w:tcPr>
           <w:p>
             <w:r>
               <w:rPr>
-                <w:sz w:val="20"/>
+                <w:sz w:val="18"/>
               </w:rPr>
-              <w:t>Candidate Experience Score</w:t>
+              <w:t>EBITDA margin %</w:t>
             </w:r>
           </w:p>
         </w:tc>
         <w:tc>
           <w:tcPr>
-            <w:tcW w:type="dxa" w:w="2351"/>
+            <w:tcW w:type="dxa" w:w="1728"/>
           </w:tcPr>
           <w:p>
             <w:r>
               <w:rPr>
-                <w:sz w:val="20"/>
+                <w:sz w:val="18"/>
               </w:rPr>
-              <w:t>Target ≥ 4.0/5.0</w:t>
+              <w:t>19.3</w:t>
             </w:r>
           </w:p>
         </w:tc>
         <w:tc>
           <w:tcPr>
-            <w:tcW w:type="dxa" w:w="2351"/>
+            <w:tcW w:type="dxa" w:w="1728"/>
           </w:tcPr>
           <w:p>
             <w:r>
               <w:rPr>
-                <w:sz w:val="20"/>
+                <w:sz w:val="18"/>
               </w:rPr>
-              <w:t>ACHIEVED — 4.3/5.0 based on post-interview survey</w:t>
+              <w:t>18.6</w:t>
             </w:r>
           </w:p>
         </w:tc>
         <w:tc>
           <w:tcPr>
-            <w:tcW w:type="dxa" w:w="2351"/>
+            <w:tcW w:type="dxa" w:w="1728"/>
           </w:tcPr>
           <w:p>
             <w:r>
               <w:rPr>
-                <w:sz w:val="20"/>
+                <w:sz w:val="18"/>
               </w:rPr>
-              <w:t>✅ Achieved</w:t>
+              <w:t>21.8</w:t>
+            </w:r>
+          </w:p>
+        </w:tc>
+        <w:tc>
+          <w:tcPr>
+            <w:tcW w:type="dxa" w:w="1728"/>
+          </w:tcPr>
+          <w:p>
+            <w:r>
+              <w:rPr>
+                <w:sz w:val="18"/>
+              </w:rPr>
+              <w:t>Ahead</w:t>
             </w:r>
           </w:p>
         </w:tc>
@@ -533,53 +529,66 @@
       <w:tr>
         <w:tc>
           <w:tcPr>
-            <w:tcW w:type="dxa" w:w="2351"/>
+            <w:tcW w:type="dxa" w:w="1728"/>
           </w:tcPr>
           <w:p>
             <w:r>
               <w:rPr>
-                <w:sz w:val="20"/>
+                <w:sz w:val="18"/>
               </w:rPr>
-              <w:t>JD Accuracy &amp; Quality</w:t>
+              <w:t>Free Cash Flow (MYR B)</w:t>
             </w:r>
           </w:p>
         </w:tc>
         <w:tc>
           <w:tcPr>
-            <w:tcW w:type="dxa" w:w="2351"/>
+            <w:tcW w:type="dxa" w:w="1728"/>
           </w:tcPr>
           <w:p>
             <w:r>
               <w:rPr>
-                <w:sz w:val="20"/>
+                <w:sz w:val="18"/>
               </w:rPr>
-              <w:t>Zero rework requests</w:t>
+              <w:t>4.4</w:t>
             </w:r>
           </w:p>
         </w:tc>
         <w:tc>
           <w:tcPr>
-            <w:tcW w:type="dxa" w:w="2351"/>
+            <w:tcW w:type="dxa" w:w="1728"/>
           </w:tcPr>
           <w:p>
             <w:r>
               <w:rPr>
-                <w:sz w:val="20"/>
+                <w:sz w:val="18"/>
               </w:rPr>
-              <w:t>ACHIEVED — No rework requested by any hiring manager</w:t>
+              <w:t>4.3</w:t>
             </w:r>
           </w:p>
         </w:tc>
         <w:tc>
           <w:tcPr>
-            <w:tcW w:type="dxa" w:w="2351"/>
+            <w:tcW w:type="dxa" w:w="1728"/>
           </w:tcPr>
           <w:p>
             <w:r>
               <w:rPr>
-                <w:sz w:val="20"/>
+                <w:sz w:val="18"/>
               </w:rPr>
-              <w:t>✅ Achieved</w:t>
+              <w:t>2.4</w:t>
+            </w:r>
+          </w:p>
+        </w:tc>
+        <w:tc>
+          <w:tcPr>
+            <w:tcW w:type="dxa" w:w="1728"/>
+          </w:tcPr>
+          <w:p>
+            <w:r>
+              <w:rPr>
+                <w:sz w:val="18"/>
+              </w:rPr>
+              <w:t>Behind (-9%)</w:t>
             </w:r>
           </w:p>
         </w:tc>
@@ -587,249 +596,722 @@
       <w:tr>
         <w:tc>
           <w:tcPr>
-            <w:tcW w:type="dxa" w:w="2351"/>
+            <w:tcW w:type="dxa" w:w="1728"/>
           </w:tcPr>
           <w:p>
             <w:r>
               <w:rPr>
-                <w:sz w:val="20"/>
+                <w:sz w:val="18"/>
               </w:rPr>
-              <w:t>System Compliance (Taleo)</w:t>
+              <w:t>Net Debt / EBITDA (x)</w:t>
             </w:r>
           </w:p>
         </w:tc>
         <w:tc>
           <w:tcPr>
-            <w:tcW w:type="dxa" w:w="2351"/>
+            <w:tcW w:type="dxa" w:w="1728"/>
           </w:tcPr>
           <w:p>
             <w:r>
               <w:rPr>
-                <w:sz w:val="20"/>
+                <w:sz w:val="18"/>
               </w:rPr>
-              <w:t>100% on-time updates</w:t>
+              <w:t>2.4</w:t>
             </w:r>
           </w:p>
         </w:tc>
         <w:tc>
           <w:tcPr>
-            <w:tcW w:type="dxa" w:w="2351"/>
+            <w:tcW w:type="dxa" w:w="1728"/>
           </w:tcPr>
           <w:p>
             <w:r>
               <w:rPr>
-                <w:sz w:val="20"/>
+                <w:sz w:val="18"/>
               </w:rPr>
-              <w:t>PARTIALLY MET — 2 late updates in February; fully compliant from March onwards. Improving trend noted.</w:t>
+              <w:t>2.2</w:t>
             </w:r>
           </w:p>
         </w:tc>
         <w:tc>
           <w:tcPr>
-            <w:tcW w:type="dxa" w:w="2351"/>
+            <w:tcW w:type="dxa" w:w="1728"/>
           </w:tcPr>
           <w:p>
             <w:r>
               <w:rPr>
-                <w:sz w:val="20"/>
+                <w:sz w:val="18"/>
               </w:rPr>
-              <w:t>⚠️ Partial</w:t>
+              <w:t>2.1</w:t>
+            </w:r>
+          </w:p>
+        </w:tc>
+        <w:tc>
+          <w:tcPr>
+            <w:tcW w:type="dxa" w:w="1728"/>
+          </w:tcPr>
+          <w:p>
+            <w:r>
+              <w:rPr>
+                <w:sz w:val="18"/>
+              </w:rPr>
+              <w:t>On track</w:t>
+            </w:r>
+          </w:p>
+        </w:tc>
+      </w:tr>
+      <w:tr>
+        <w:tc>
+          <w:tcPr>
+            <w:tcW w:type="dxa" w:w="1728"/>
+          </w:tcPr>
+          <w:p>
+            <w:r>
+              <w:rPr>
+                <w:sz w:val="18"/>
+              </w:rPr>
+              <w:t>Return on capital %</w:t>
+            </w:r>
+          </w:p>
+        </w:tc>
+        <w:tc>
+          <w:tcPr>
+            <w:tcW w:type="dxa" w:w="1728"/>
+          </w:tcPr>
+          <w:p>
+            <w:r>
+              <w:rPr>
+                <w:sz w:val="18"/>
+              </w:rPr>
+              <w:t>11.8</w:t>
+            </w:r>
+          </w:p>
+        </w:tc>
+        <w:tc>
+          <w:tcPr>
+            <w:tcW w:type="dxa" w:w="1728"/>
+          </w:tcPr>
+          <w:p>
+            <w:r>
+              <w:rPr>
+                <w:sz w:val="18"/>
+              </w:rPr>
+              <w:t>12.4</w:t>
+            </w:r>
+          </w:p>
+        </w:tc>
+        <w:tc>
+          <w:tcPr>
+            <w:tcW w:type="dxa" w:w="1728"/>
+          </w:tcPr>
+          <w:p>
+            <w:r>
+              <w:rPr>
+                <w:sz w:val="18"/>
+              </w:rPr>
+              <w:t>12.1</w:t>
+            </w:r>
+          </w:p>
+        </w:tc>
+        <w:tc>
+          <w:tcPr>
+            <w:tcW w:type="dxa" w:w="1728"/>
+          </w:tcPr>
+          <w:p>
+            <w:r>
+              <w:rPr>
+                <w:sz w:val="18"/>
+              </w:rPr>
+              <w:t>On track</w:t>
             </w:r>
           </w:p>
         </w:tc>
       </w:tr>
     </w:tbl>
-    <w:p/>
     <w:p>
       <w:pPr>
-        <w:spacing w:before="200" w:after="80"/>
+        <w:spacing w:after="80"/>
+      </w:pPr>
+      <w:r>
+        <w:rPr>
+          <w:i w:val="0"/>
+          <w:sz w:val="20"/>
+        </w:rPr>
+        <w:t>The variance against plan is concentrated in three places: (a) Banking division trading income (-MYR 142m vs plan), (b) Property division settlement (-MYR 78m), (c) Industrial Manufacturing working-capital build (+MYR 215m receivables, +MYR 92m inventory). Recovery actions are underway; expected catch-up by end-Q3.</w:t>
+      </w:r>
+    </w:p>
+    <w:p>
+      <w:pPr>
+        <w:spacing w:before="240" w:after="80"/>
       </w:pPr>
       <w:r>
         <w:rPr>
           <w:b/>
-          <w:color w:val="1E3A5F"/>
-          <w:sz w:val="22"/>
+          <w:color w:val="1F2D55"/>
+          <w:sz w:val="26"/>
         </w:rPr>
-        <w:t>Behavioural Ratings</w:t>
+        <w:t>4. Options considered</w:t>
       </w:r>
     </w:p>
     <w:p>
       <w:pPr>
-        <w:spacing w:before="0" w:after="60"/>
+        <w:spacing w:before="160" w:after="40"/>
       </w:pPr>
       <w:r>
         <w:rPr>
           <w:b/>
+          <w:color w:val="4B5B7C"/>
           <w:sz w:val="22"/>
         </w:rPr>
-        <w:t xml:space="preserve">Initiative: </w:t>
-      </w:r>
-      <w:r>
-        <w:rPr>
-          <w:sz w:val="22"/>
-        </w:rPr>
-        <w:t>Excellent — proactively flagged 3 process inefficiencies in the ATS workflow</w:t>
+        <w:t>Option A — Stay the course (status quo)</w:t>
       </w:r>
     </w:p>
     <w:p>
       <w:pPr>
-        <w:spacing w:before="0" w:after="60"/>
+        <w:spacing w:after="80"/>
+      </w:pPr>
+      <w:r>
+        <w:rPr>
+          <w:i w:val="0"/>
+          <w:sz w:val="20"/>
+        </w:rPr>
+        <w:t>Continue current plan; accept the 9% FCF shortfall as a Q1 timing matter; rely on the planned divestment proceeds in Q3 to close the gap. Risk: external market may not co-operate; downside if Q3 outturn slips.</w:t>
+      </w:r>
+    </w:p>
+    <w:p>
+      <w:pPr>
+        <w:spacing w:before="160" w:after="40"/>
       </w:pPr>
       <w:r>
         <w:rPr>
           <w:b/>
+          <w:color w:val="4B5B7C"/>
           <w:sz w:val="22"/>
         </w:rPr>
-        <w:t xml:space="preserve">Communication: </w:t>
-      </w:r>
-      <w:r>
-        <w:rPr>
-          <w:sz w:val="22"/>
-        </w:rPr>
-        <w:t>Excellent — clear written and verbal communication; positive candidate feedback</w:t>
+        <w:t>Option B — Targeted intervention (recommended)</w:t>
       </w:r>
     </w:p>
     <w:p>
       <w:pPr>
-        <w:spacing w:before="0" w:after="60"/>
+        <w:spacing w:after="80"/>
+      </w:pPr>
+      <w:r>
+        <w:rPr>
+          <w:i w:val="0"/>
+          <w:sz w:val="20"/>
+        </w:rPr>
+        <w:t>Stand up a Group-led working-capital task force for 90 days. Tighten credit terms at three highest-DSO divisions; freeze non-essential capex at the manufacturing unit; accelerate the small divestment programme. Modelled impact: +MYR 350-450m FCF; limited revenue downside.</w:t>
+      </w:r>
+    </w:p>
+    <w:p>
+      <w:pPr>
+        <w:spacing w:before="160" w:after="40"/>
       </w:pPr>
       <w:r>
         <w:rPr>
           <w:b/>
+          <w:color w:val="4B5B7C"/>
           <w:sz w:val="22"/>
         </w:rPr>
-        <w:t xml:space="preserve">Teamwork: </w:t>
-      </w:r>
-      <w:r>
-        <w:rPr>
-          <w:sz w:val="22"/>
-        </w:rPr>
-        <w:t>Excellent — collaborated effectively with 6 business units and 9 hiring managers</w:t>
+        <w:t>Option C — Aggressive re-plan</w:t>
       </w:r>
     </w:p>
     <w:p>
       <w:pPr>
-        <w:spacing w:before="0" w:after="60"/>
+        <w:spacing w:after="80"/>
+      </w:pPr>
+      <w:r>
+        <w:rPr>
+          <w:i w:val="0"/>
+          <w:sz w:val="20"/>
+        </w:rPr>
+        <w:t>Re-base the FY2026 plan downward; cut discretionary opex 10%; defer all non-committed capex. Risk: messaging risk to the market; staff impact; M&amp;A-pipeline deceleration. Modelled impact: +MYR 600-800m FCF; revenue -1.5%; one-off restructuring charge.</w:t>
+      </w:r>
+    </w:p>
+    <w:p>
+      <w:pPr>
+        <w:spacing w:before="240" w:after="80"/>
       </w:pPr>
       <w:r>
         <w:rPr>
           <w:b/>
-          <w:sz w:val="22"/>
+          <w:color w:val="1F2D55"/>
+          <w:sz w:val="26"/>
         </w:rPr>
-        <w:t xml:space="preserve">Attention to Detail: </w:t>
-      </w:r>
-      <w:r>
-        <w:rPr>
-          <w:sz w:val="22"/>
-        </w:rPr>
-        <w:t>Good — early Taleo issues resolved by March; no errors in offer letters or contracts</w:t>
+        <w:t>5. Recommendation</w:t>
       </w:r>
     </w:p>
     <w:p>
       <w:pPr>
-        <w:spacing w:before="200" w:after="80"/>
+        <w:spacing w:after="80"/>
+      </w:pPr>
+      <w:r>
+        <w:rPr>
+          <w:i w:val="0"/>
+          <w:sz w:val="20"/>
+        </w:rPr>
+        <w:t>Recommend Option B. It addresses the FCF gap with the highest expected value, preserves the strategic plan, and avoids market-messaging risk. The task force would be sponsored by the Group CFO with a named senior leader from each division. Weekly read-out to GroupExCo for 12 weeks.</w:t>
+      </w:r>
+    </w:p>
+    <w:p>
+      <w:pPr>
+        <w:spacing w:before="240" w:after="80"/>
       </w:pPr>
       <w:r>
         <w:rPr>
           <w:b/>
-          <w:color w:val="1E3A5F"/>
-          <w:sz w:val="22"/>
+          <w:color w:val="1F2D55"/>
+          <w:sz w:val="26"/>
         </w:rPr>
-        <w:t>Overall Assessment</w:t>
+        <w:t>6. Decision sought</w:t>
       </w:r>
     </w:p>
     <w:p>
       <w:pPr>
-        <w:spacing w:before="0" w:after="60"/>
+        <w:pStyle w:val="ListBullet"/>
+        <w:spacing w:after="40"/>
+      </w:pPr>
+      <w:r>
+        <w:rPr>
+          <w:sz w:val="20"/>
+        </w:rPr>
+        <w:t>Endorse Option B (Targeted intervention) for the next 90 days.</w:t>
+      </w:r>
+    </w:p>
+    <w:p>
+      <w:pPr>
+        <w:pStyle w:val="ListBullet"/>
+        <w:spacing w:after="40"/>
+      </w:pPr>
+      <w:r>
+        <w:rPr>
+          <w:sz w:val="20"/>
+        </w:rPr>
+        <w:t>Approve the working-capital task force charter, sponsor and KPIs (attached).</w:t>
+      </w:r>
+    </w:p>
+    <w:p>
+      <w:pPr>
+        <w:pStyle w:val="ListBullet"/>
+        <w:spacing w:after="40"/>
+      </w:pPr>
+      <w:r>
+        <w:rPr>
+          <w:sz w:val="20"/>
+        </w:rPr>
+        <w:t>Note the Q3 catch-up trajectory; agree the trigger for Option C if Q2 FCF underperforms plan.</w:t>
+      </w:r>
+    </w:p>
+    <w:p>
+      <w:pPr>
+        <w:spacing w:before="240" w:after="80"/>
       </w:pPr>
       <w:r>
         <w:rPr>
           <w:b/>
-          <w:sz w:val="22"/>
+          <w:color w:val="1F2D55"/>
+          <w:sz w:val="26"/>
         </w:rPr>
-        <w:t xml:space="preserve">Overall Rating: </w:t>
+        <w:t>7. Risks and mitigations</w:t>
       </w:r>
+    </w:p>
+    <w:tbl>
+      <w:tblPr>
+        <w:tblStyle w:val="LightGrid-Accent1"/>
+        <w:tblW w:type="auto" w:w="0"/>
+        <w:tblLook w:firstColumn="1" w:firstRow="1" w:lastColumn="0" w:lastRow="0" w:noHBand="0" w:noVBand="1" w:val="04A0"/>
+      </w:tblPr>
+      <w:tblGrid>
+        <w:gridCol w:w="2160"/>
+        <w:gridCol w:w="2160"/>
+        <w:gridCol w:w="2160"/>
+        <w:gridCol w:w="2160"/>
+      </w:tblGrid>
+      <w:tr>
+        <w:tc>
+          <w:tcPr>
+            <w:tcW w:type="dxa" w:w="2160"/>
+            <w:shd w:val="clear" w:color="auto" w:fill="1F2D55"/>
+          </w:tcPr>
+          <w:p>
+            <w:r>
+              <w:rPr>
+                <w:b/>
+                <w:color w:val="FFFFFF"/>
+                <w:sz w:val="18"/>
+              </w:rPr>
+              <w:t>Risk</w:t>
+            </w:r>
+          </w:p>
+        </w:tc>
+        <w:tc>
+          <w:tcPr>
+            <w:tcW w:type="dxa" w:w="2160"/>
+            <w:shd w:val="clear" w:color="auto" w:fill="1F2D55"/>
+          </w:tcPr>
+          <w:p>
+            <w:r>
+              <w:rPr>
+                <w:b/>
+                <w:color w:val="FFFFFF"/>
+                <w:sz w:val="18"/>
+              </w:rPr>
+              <w:t>Likelihood</w:t>
+            </w:r>
+          </w:p>
+        </w:tc>
+        <w:tc>
+          <w:tcPr>
+            <w:tcW w:type="dxa" w:w="2160"/>
+            <w:shd w:val="clear" w:color="auto" w:fill="1F2D55"/>
+          </w:tcPr>
+          <w:p>
+            <w:r>
+              <w:rPr>
+                <w:b/>
+                <w:color w:val="FFFFFF"/>
+                <w:sz w:val="18"/>
+              </w:rPr>
+              <w:t>Impact</w:t>
+            </w:r>
+          </w:p>
+        </w:tc>
+        <w:tc>
+          <w:tcPr>
+            <w:tcW w:type="dxa" w:w="2160"/>
+            <w:shd w:val="clear" w:color="auto" w:fill="1F2D55"/>
+          </w:tcPr>
+          <w:p>
+            <w:r>
+              <w:rPr>
+                <w:b/>
+                <w:color w:val="FFFFFF"/>
+                <w:sz w:val="18"/>
+              </w:rPr>
+              <w:t>Mitigation</w:t>
+            </w:r>
+          </w:p>
+        </w:tc>
+      </w:tr>
+      <w:tr>
+        <w:tc>
+          <w:tcPr>
+            <w:tcW w:type="dxa" w:w="2160"/>
+          </w:tcPr>
+          <w:p>
+            <w:r>
+              <w:rPr>
+                <w:sz w:val="18"/>
+              </w:rPr>
+              <w:t>Q3 divestment slips beyond Sep'26</w:t>
+            </w:r>
+          </w:p>
+        </w:tc>
+        <w:tc>
+          <w:tcPr>
+            <w:tcW w:type="dxa" w:w="2160"/>
+          </w:tcPr>
+          <w:p>
+            <w:r>
+              <w:rPr>
+                <w:sz w:val="18"/>
+              </w:rPr>
+              <w:t>Medium</w:t>
+            </w:r>
+          </w:p>
+        </w:tc>
+        <w:tc>
+          <w:tcPr>
+            <w:tcW w:type="dxa" w:w="2160"/>
+          </w:tcPr>
+          <w:p>
+            <w:r>
+              <w:rPr>
+                <w:sz w:val="18"/>
+              </w:rPr>
+              <w:t>MYR 300-450m FCF</w:t>
+            </w:r>
+          </w:p>
+        </w:tc>
+        <w:tc>
+          <w:tcPr>
+            <w:tcW w:type="dxa" w:w="2160"/>
+          </w:tcPr>
+          <w:p>
+            <w:r>
+              <w:rPr>
+                <w:sz w:val="18"/>
+              </w:rPr>
+              <w:t>Begin advisor process now; identify alternate proceeds source</w:t>
+            </w:r>
+          </w:p>
+        </w:tc>
+      </w:tr>
+      <w:tr>
+        <w:tc>
+          <w:tcPr>
+            <w:tcW w:type="dxa" w:w="2160"/>
+          </w:tcPr>
+          <w:p>
+            <w:r>
+              <w:rPr>
+                <w:sz w:val="18"/>
+              </w:rPr>
+              <w:t>Receivables collection unpopular with customers</w:t>
+            </w:r>
+          </w:p>
+        </w:tc>
+        <w:tc>
+          <w:tcPr>
+            <w:tcW w:type="dxa" w:w="2160"/>
+          </w:tcPr>
+          <w:p>
+            <w:r>
+              <w:rPr>
+                <w:sz w:val="18"/>
+              </w:rPr>
+              <w:t>Low</w:t>
+            </w:r>
+          </w:p>
+        </w:tc>
+        <w:tc>
+          <w:tcPr>
+            <w:tcW w:type="dxa" w:w="2160"/>
+          </w:tcPr>
+          <w:p>
+            <w:r>
+              <w:rPr>
+                <w:sz w:val="18"/>
+              </w:rPr>
+              <w:t>Customer churn 1-2%</w:t>
+            </w:r>
+          </w:p>
+        </w:tc>
+        <w:tc>
+          <w:tcPr>
+            <w:tcW w:type="dxa" w:w="2160"/>
+          </w:tcPr>
+          <w:p>
+            <w:r>
+              <w:rPr>
+                <w:sz w:val="18"/>
+              </w:rPr>
+              <w:t>Phase implementation; carve-outs for strategic accounts</w:t>
+            </w:r>
+          </w:p>
+        </w:tc>
+      </w:tr>
+      <w:tr>
+        <w:tc>
+          <w:tcPr>
+            <w:tcW w:type="dxa" w:w="2160"/>
+          </w:tcPr>
+          <w:p>
+            <w:r>
+              <w:rPr>
+                <w:sz w:val="18"/>
+              </w:rPr>
+              <w:t>Manufacturing inventory cut hits service levels</w:t>
+            </w:r>
+          </w:p>
+        </w:tc>
+        <w:tc>
+          <w:tcPr>
+            <w:tcW w:type="dxa" w:w="2160"/>
+          </w:tcPr>
+          <w:p>
+            <w:r>
+              <w:rPr>
+                <w:sz w:val="18"/>
+              </w:rPr>
+              <w:t>Medium</w:t>
+            </w:r>
+          </w:p>
+        </w:tc>
+        <w:tc>
+          <w:tcPr>
+            <w:tcW w:type="dxa" w:w="2160"/>
+          </w:tcPr>
+          <w:p>
+            <w:r>
+              <w:rPr>
+                <w:sz w:val="18"/>
+              </w:rPr>
+              <w:t>Stock-out risk on 8 SKUs</w:t>
+            </w:r>
+          </w:p>
+        </w:tc>
+        <w:tc>
+          <w:tcPr>
+            <w:tcW w:type="dxa" w:w="2160"/>
+          </w:tcPr>
+          <w:p>
+            <w:r>
+              <w:rPr>
+                <w:sz w:val="18"/>
+              </w:rPr>
+              <w:t>Targeted SKU-level review; safety-stock retained on critical lines</w:t>
+            </w:r>
+          </w:p>
+        </w:tc>
+      </w:tr>
+      <w:tr>
+        <w:tc>
+          <w:tcPr>
+            <w:tcW w:type="dxa" w:w="2160"/>
+          </w:tcPr>
+          <w:p>
+            <w:r>
+              <w:rPr>
+                <w:sz w:val="18"/>
+              </w:rPr>
+              <w:t>Bank covenants tighten if FCF deteriorates further</w:t>
+            </w:r>
+          </w:p>
+        </w:tc>
+        <w:tc>
+          <w:tcPr>
+            <w:tcW w:type="dxa" w:w="2160"/>
+          </w:tcPr>
+          <w:p>
+            <w:r>
+              <w:rPr>
+                <w:sz w:val="18"/>
+              </w:rPr>
+              <w:t>Low</w:t>
+            </w:r>
+          </w:p>
+        </w:tc>
+        <w:tc>
+          <w:tcPr>
+            <w:tcW w:type="dxa" w:w="2160"/>
+          </w:tcPr>
+          <w:p>
+            <w:r>
+              <w:rPr>
+                <w:sz w:val="18"/>
+              </w:rPr>
+              <w:t>Reputational</w:t>
+            </w:r>
+          </w:p>
+        </w:tc>
+        <w:tc>
+          <w:tcPr>
+            <w:tcW w:type="dxa" w:w="2160"/>
+          </w:tcPr>
+          <w:p>
+            <w:r>
+              <w:rPr>
+                <w:sz w:val="18"/>
+              </w:rPr>
+              <w:t>Proactive lender briefing; covenants currently 1.4× headroom</w:t>
+            </w:r>
+          </w:p>
+        </w:tc>
+      </w:tr>
+    </w:tbl>
+    <w:p>
+      <w:pPr>
+        <w:spacing w:before="240" w:after="80"/>
+      </w:pPr>
       <w:r>
         <w:rPr>
-          <w:sz w:val="22"/>
+          <w:b/>
+          <w:color w:val="1F2D55"/>
+          <w:sz w:val="26"/>
         </w:rPr>
-        <w:t>CONFIRM EMPLOYMENT</w:t>
+        <w:t>8. Communications</w:t>
       </w:r>
     </w:p>
     <w:p>
       <w:pPr>
-        <w:spacing w:before="0" w:after="60"/>
+        <w:spacing w:after="80"/>
+      </w:pPr>
+      <w:r>
+        <w:rPr>
+          <w:i w:val="0"/>
+          <w:sz w:val="20"/>
+        </w:rPr>
+        <w:t>Internal: post-decision, Group CFO to brief Divisional CFOs and Heads of Finance via Teams meeting; cascade to operational managers within 5 working days. External: no required disclosure at this stage; CFO commentary at next analyst briefing to emphasise capital discipline.</w:t>
+      </w:r>
+    </w:p>
+    <w:p>
+      <w:pPr>
+        <w:spacing w:before="240" w:after="80"/>
       </w:pPr>
       <w:r>
         <w:rPr>
           <w:b/>
-          <w:sz w:val="22"/>
+          <w:color w:val="1F2D55"/>
+          <w:sz w:val="26"/>
         </w:rPr>
-        <w:t xml:space="preserve">Recommended Action: </w:t>
-      </w:r>
-      <w:r>
-        <w:rPr>
-          <w:sz w:val="22"/>
-        </w:rPr>
-        <w:t>Confirm with effect from 4 May 2026</w:t>
+        <w:t>Appendix — Backup analysis</w:t>
       </w:r>
     </w:p>
     <w:p>
       <w:pPr>
-        <w:spacing w:before="0" w:after="60"/>
+        <w:pStyle w:val="ListBullet"/>
+        <w:spacing w:after="40"/>
       </w:pPr>
       <w:r>
         <w:rPr>
-          <w:b/>
-          <w:sz w:val="22"/>
+          <w:sz w:val="20"/>
         </w:rPr>
-        <w:t xml:space="preserve">Salary on Confirmation: </w:t>
-      </w:r>
-      <w:r>
-        <w:rPr>
-          <w:sz w:val="22"/>
-        </w:rPr>
-        <w:t>RM 4,800 (no increment — market rate on joining)</w:t>
+        <w:t>DSO/DIO/DPO benchmarks across peers (12 ASEAN conglomerates)</w:t>
       </w:r>
     </w:p>
     <w:p>
       <w:pPr>
-        <w:spacing w:before="0" w:after="60"/>
+        <w:pStyle w:val="ListBullet"/>
+        <w:spacing w:after="40"/>
       </w:pPr>
       <w:r>
         <w:rPr>
-          <w:b/>
-          <w:sz w:val="22"/>
+          <w:sz w:val="20"/>
         </w:rPr>
-        <w:t xml:space="preserve">Confirmed Annual Leave: </w:t>
-      </w:r>
-      <w:r>
-        <w:rPr>
-          <w:sz w:val="22"/>
-        </w:rPr>
-        <w:t>12 days per year (Year 1 entitlement)</w:t>
+        <w:t>Q3 divestment pipeline (5 assets, modelled proceeds MYR 320-540m)</w:t>
       </w:r>
     </w:p>
     <w:p>
       <w:pPr>
-        <w:spacing w:before="200"/>
+        <w:pStyle w:val="ListBullet"/>
+        <w:spacing w:after="40"/>
       </w:pPr>
       <w:r>
         <w:rPr>
-          <w:b/>
+          <w:sz w:val="20"/>
         </w:rPr>
-        <w:t xml:space="preserve">Manager's Comment: </w:t>
+        <w:t>Capex pipeline triage (180 projects scored; 22 deferrable)</w:t>
       </w:r>
+    </w:p>
+    <w:p>
+      <w:pPr>
+        <w:pStyle w:val="ListBullet"/>
+        <w:spacing w:after="40"/>
+      </w:pPr>
       <w:r>
         <w:rPr>
-          <w:sz w:val="22"/>
+          <w:sz w:val="20"/>
         </w:rPr>
-        <w:t>Nurul Hanis has had a strong probation overall. The early system compliance lapse was addressed quickly and has not recurred. She shows genuine initiative and a collaborative spirit that fits the HR team culture well. I have no reservations recommending her confirmation. The slight weakness in the detail area is expected to fully resolve with experience and is not a performance concern at this stage.</w:t>
+        <w:t>Lender covenant headroom analysis (18 facilities)</w:t>
+      </w:r>
+    </w:p>
+    <w:p>
+      <w:pPr>
+        <w:jc w:val="center"/>
+      </w:pPr>
+      <w:r>
+        <w:rPr>
+          <w:i/>
+          <w:color w:val="9CA3AF"/>
+          <w:sz w:val="16"/>
+        </w:rPr>
+        <w:t>— END OF DOCUMENT —</w:t>
       </w:r>
     </w:p>
     <w:sectPr>
       <w:pgSz w:w="12240" w:h="15840"/>
-      <w:pgMar w:top="1134" w:right="1417" w:bottom="1134" w:left="1417" w:header="720" w:footer="720" w:gutter="0"/>
+      <w:pgMar w:top="1440" w:right="1800" w:bottom="1440" w:left="1800" w:header="720" w:footer="720" w:gutter="0"/>
       <w:cols w:space="720"/>
       <w:docGrid w:linePitch="360"/>
     </w:sectPr>
